--- a/writing/Intro_LitReview_Chapters_Saif_Afzal_2024AA05546.docx
+++ b/writing/Intro_LitReview_Chapters_Saif_Afzal_2024AA05546.docx
@@ -87,7 +87,7 @@
           <w:sz w:val="24"/>
           <w:szCs w:val="24"/>
         </w:rPr>
-        <w:t xml:space="preserve">The research sits at the intersection of AI-assisted software engineering and test automation, with direct practical relevance to organisations that maintain continuous integration pipelines under Agile delivery practices, where the marginal cost of authoring and maintaining end-to-end test coverage is a recurring constraint on release velocity. All eight phases of the work — dataset construction, baseline evaluation, fine-tuning, agentic-loop implementation, and comparative statistical evaluation — have been completed at the time of this report. Chapter 2 surveys the literature that motivates the specific design choices made; the chapters that follow describe the dataset construction methodology and system architecture, before Chapter 6 details the implementation, Chapter 7 reports the complete comparative evaluation across all systems studied, and Chapter 8 concludes with a synthesis of findings, limitations, and directions for future work.</w:t>
+        <w:t xml:space="preserve">The research sits at the intersection of AI-assisted software engineering and test automation, with direct practical relevance to organisations that maintain continuous integration pipelines under Agile delivery practices, where the marginal cost of authoring and maintaining end-to-end test coverage is a recurring constraint on release velocity. All eight phases of the work — dataset construction, baseline evaluation, fine-tuning, agentic-loop implementation, and comparative statistical evaluation — have been completed at the time of this report. Chapter 2 surveys the literature that motivates the specific design choices made; Chapter 3 describes the system design and architecture; Chapter 4 details the implementation; Chapter 5 reports the complete comparative evaluation across all systems studied; and Chapter 6 concludes with a synthesis of findings, limitations, and directions for future work.</w:t>
       </w:r>
     </w:p>
     <w:p>
@@ -247,7 +247,7 @@
           <w:sz w:val="24"/>
           <w:szCs w:val="24"/>
         </w:rPr>
-        <w:t xml:space="preserve">Table 2.1 summarises the three gaps identified across this survey and states how this dissertation addresses each of them; the corresponding evidence for each closure is presented in Chapter 7.</w:t>
+        <w:t xml:space="preserve">Table 2.1 summarises the three gaps identified across this survey and states how this dissertation addresses each of them; the corresponding evidence for each closure is presented in Chapter 5.</w:t>
       </w:r>
     </w:p>
     <w:p>
@@ -452,7 +452,7 @@
                 <w:sz w:val="20"/>
                 <w:szCs w:val="20"/>
               </w:rPr>
-              <w:t xml:space="preserve">Two open-weight models were fine-tuned on a framework-isolated, 279-pair Cypress/Playwright dataset, producing framework-specific adapters evaluated against both zero-shot baselines and independent syntax validation (Chapter 7).</w:t>
+              <w:t xml:space="preserve">Two open-weight models were fine-tuned on a framework-isolated, 279-pair Cypress/Playwright dataset, producing framework-specific adapters evaluated against both zero-shot baselines and independent syntax validation (Chapter 5).</w:t>
             </w:r>
           </w:p>
         </w:tc>
@@ -535,7 +535,7 @@
                 <w:sz w:val="20"/>
                 <w:szCs w:val="20"/>
               </w:rPr>
-              <w:t xml:space="preserve">All four adapters were trained to convergence on Apple M4 Pro hardware under MPS, with the specific adaptations required (bfloat16 precision, completion-only masking configuration) documented in Chapter 6.</w:t>
+              <w:t xml:space="preserve">All four adapters were trained to convergence on Apple M4 Pro hardware under MPS, with the specific adaptations required (bfloat16 precision, completion-only masking configuration) documented in Chapter 4.</w:t>
             </w:r>
           </w:p>
         </w:tc>
@@ -618,7 +618,7 @@
                 <w:sz w:val="20"/>
                 <w:szCs w:val="20"/>
               </w:rPr>
-              <w:t xml:space="preserve">The BMAD loop was implemented and evaluated across the complete 279-story dataset for all four fine-tuned adapters, with acceptance-rate and correction-iteration outcomes reported in Chapter 7.</w:t>
+              <w:t xml:space="preserve">The BMAD loop was implemented and evaluated across the complete 279-story dataset for all four fine-tuned adapters, with acceptance-rate and correction-iteration outcomes reported in Chapter 5.</w:t>
             </w:r>
           </w:p>
         </w:tc>
